--- a/vertrag/03_AnlageA_Leistungsbeschreibung.docx
+++ b/vertrag/03_AnlageA_Leistungsbeschreibung.docx
@@ -62,7 +62,7 @@
           <w:sz w:val="18"/>
           <w:szCs w:val="18"/>
         </w:rPr>
-        <w:t xml:space="preserve">Stand: September 2026</w:t>
+        <w:t xml:space="preserve">Stand: Oktober 2026</w:t>
       </w:r>
     </w:p>
     <w:p>
@@ -2233,33 +2233,33 @@
           <w:sz w:val="21"/>
           <w:szCs w:val="21"/>
         </w:rPr>
-        <w:t xml:space="preserve">Für die Ersteinrichtung wird </w:t>
-      </w:r>
-      <w:r>
-        <w:rPr>
-          <w:rFonts w:ascii="Arial" w:cs="Arial" w:eastAsia="Arial" w:hAnsi="Arial"/>
-          <w:b/>
-          <w:bCs/>
-          <w:i w:val="false"/>
-          <w:iCs w:val="false"/>
-          <w:color w:val="1A1A1A"/>
-          <w:sz w:val="21"/>
-          <w:szCs w:val="21"/>
-        </w:rPr>
-        <w:t xml:space="preserve">keine gesonderte Einrichtungs- oder Setup-Gebühr</w:t>
-      </w:r>
-      <w:r>
-        <w:rPr>
-          <w:rFonts w:ascii="Arial" w:cs="Arial" w:eastAsia="Arial" w:hAnsi="Arial"/>
-          <w:b w:val="false"/>
-          <w:bCs w:val="false"/>
-          <w:i w:val="false"/>
-          <w:iCs w:val="false"/>
-          <w:color w:val="1A1A1A"/>
-          <w:sz w:val="21"/>
-          <w:szCs w:val="21"/>
-        </w:rPr>
-        <w:t xml:space="preserve"> erhoben; sie ist mit dem vereinbarten monatlichen oder jährlichen Beitrag abgegolten, soweit im Auftragsformular nicht ausdrücklich anders bestimmt.</w:t>
+        <w:t xml:space="preserve">Eine gesonderte </w:t>
+      </w:r>
+      <w:r>
+        <w:rPr>
+          <w:rFonts w:ascii="Arial" w:cs="Arial" w:eastAsia="Arial" w:hAnsi="Arial"/>
+          <w:b/>
+          <w:bCs/>
+          <w:i w:val="false"/>
+          <w:iCs w:val="false"/>
+          <w:color w:val="1A1A1A"/>
+          <w:sz w:val="21"/>
+          <w:szCs w:val="21"/>
+        </w:rPr>
+        <w:t xml:space="preserve">Einrichtungsgebühr</w:t>
+      </w:r>
+      <w:r>
+        <w:rPr>
+          <w:rFonts w:ascii="Arial" w:cs="Arial" w:eastAsia="Arial" w:hAnsi="Arial"/>
+          <w:b w:val="false"/>
+          <w:bCs w:val="false"/>
+          <w:i w:val="false"/>
+          <w:iCs w:val="false"/>
+          <w:color w:val="1A1A1A"/>
+          <w:sz w:val="21"/>
+          <w:szCs w:val="21"/>
+        </w:rPr>
+        <w:t xml:space="preserve"> fällt nur an, soweit sie im Auftragsformular vereinbart ist; andernfalls ist die Ersteinrichtung mit dem vereinbarten monatlichen oder jährlichen Beitrag abgegolten.</w:t>
       </w:r>
     </w:p>
     <w:p>

--- a/vertrag/03_AnlageA_Leistungsbeschreibung.docx
+++ b/vertrag/03_AnlageA_Leistungsbeschreibung.docx
@@ -2491,7 +2491,7 @@
           <w:sz w:val="21"/>
           <w:szCs w:val="21"/>
         </w:rPr>
-        <w:t xml:space="preserve"> Jede vom Mailagenten erstellte Nachricht trägt eine maschinenlesbare KI-Kennzeichnung im Nachrichtenkopf. Selbsttätig versandte Nachrichten (Absatz (1) Satz 2) tragen zusätzlich einen sichtbaren, nicht abschaltbaren Hinweis auf den Versand ohne menschliche Prüfung. Unter freigegebenen Nachrichten steht ein sichtbarer Hinweis nach Vorgabe von NexAI, den der Kunde anpassen lassen kann.</w:t>
+        <w:t xml:space="preserve"> Jede vom Mailagenten erstellte Nachricht trägt eine maschinenlesbare KI-Kennzeichnung im Nachrichtenkopf. Selbsttätig versandte Nachrichten (Absatz (1) Satz 2) tragen zusätzlich einen sichtbaren, nicht abschaltbaren Hinweis auf den Versand ohne menschliche Prüfung. Unter freigegebenen Nachrichten steht ein sichtbarer, nicht abschaltbarer Hinweis auf die Unterstützung durch KI; den Wortlaut legt NexAI fest [setzt voraus: Mailagent-Version b50aa80 ausgerollt].</w:t>
       </w:r>
     </w:p>
     <w:p>
@@ -2646,7 +2646,7 @@
           <w:sz w:val="21"/>
           <w:szCs w:val="21"/>
         </w:rPr>
-        <w:t xml:space="preserve"> a) Beim Mailagenten ist die Aufbewahrung der gespiegelten Korrespondenz und des Freigabeprotokolls Teil der Leistung; § 14 Abs. (3) Buchst. (a) des Rahmenvertrages gilt nicht. b) Die Aufbewahrungsdauer wird in Ziffer 3.3 des Auftragsformulars je Datenart vereinbart. Ohne Eintrag gelten: Nachrichten mit Einstufung, Kurzfassung, Fristen, Notizen, Zuweisungen und Suchindex 180 Tage ab dem Datum der Nachricht; Anhänge und ihr ausgelesener Text 90 Tage; verworfene Entwürfe 90 Tage; der Wortlaut im Freigabeprotokoll und das Verwaltungsprotokoll 1.095 Tage; die übrigen Angaben einer Zeile des Freigabeprotokolls (Person, Zeitpunkt, Aktion, Prüfsummen) bis zum Ablauf des sechsten vollen Kalenderjahres nach dem Jahr der Freigabe; Tagesübersichten und gespeicherte Bankverbindungen bekannter Absender [Frist von Max festzulegen; setzt voraus: Aufnahme in den Löschlauf, bis dahin keine automatische Löschung]. c) Der Kunde kann die Fristen in der Anwendung ändern; jede Änderung ist eine dokumentierte Weisung (Anlage B § 4 Abs. (5)). Fristen unter sieben Tagen sind ausgeschlossen. Eine Verlängerung über die Vorgabe wird erst wirksam, wenn der Kunde sie in der Anwendung ausdrücklich bestätigt; für die längere Aufbewahrung muss beim Kunden eine Rechtsgrundlage bestehen. Eine Verkürzung wirkt mit dem nächsten Löschlauf; danach gelöschte Daten lassen sich nicht wiederherstellen. d) NexAI setzt die Fristen durch einen täglichen Löschlauf durch [setzt voraus: Löschlauf in der Instanz des Kunden scharf geschaltet]. In Sicherungskopien bleiben gelöschte Daten bis zu deren turnusmäßigem Überschreiben erhalten (Anlage B, Anhang 3). e) Der Mailagent ist kein Archiv zur Erfüllung gesetzlicher Aufbewahrungspflichten, insbesondere nicht nach § 257 HGB und § 147 AO; empfangene und abgesandte Handels- und Geschäftsbriefe bewahrt der Kunde in seinen eigenen Systemen auf, führendes System ist das Postfach des Kunden. Von jeder Antwort, die der Mailagent versendet, liegt eine unveränderte Kopie im Ordner für gesendete Nachrichten des jeweiligen Postfachs [setzt voraus: Ablage im Gesendet-Ordner in der Instanz des Kunden ausgerollt]. f) Nach Beendigung des Vertrags gilt Anlage B § 12 auch für das Freigabeprotokoll und das Verwaltungsprotokoll; die Fristen nach Buchstabe b verlängern die Speicherung bei NexAI nicht über das Vertragsende hinaus.</w:t>
+        <w:t xml:space="preserve"> a) Beim Mailagenten ist die Aufbewahrung der gespiegelten Korrespondenz und des Freigabeprotokolls Teil der Leistung; § 14 Abs. (3) Buchst. (a) des Rahmenvertrages gilt nicht. b) Die Aufbewahrungsdauer wird in Ziffer 3.3 des Auftragsformulars je Datenart vereinbart. Ohne Eintrag gelten: Nachrichten mit Einstufung, Kurzfassung, Fristen, Notizen, Zuweisungen und Suchindex 180 Tage ab dem Datum der Nachricht; Anhänge und ihr ausgelesener Text 90 Tage; verworfene Entwürfe 90 Tage; der Wortlaut im Freigabeprotokoll und das Verwaltungsprotokoll 1.095 Tage; die übrigen Angaben einer Zeile des Freigabeprotokolls (Person, Zeitpunkt, Aktion, Prüfsummen) bis zum Ablauf des sechsten vollen Kalenderjahres nach dem Jahr der Freigabe; Tagesübersichten wie Nachrichten; gespeicherte Bankverbindungen bekannter Absender 24 Monate nach ihrer letzten Nennung [setzt voraus: Mailagent-Version 5fdebe0 ausgerollt]. c) Der Kunde kann die Fristen in der Anwendung ändern, ausgenommen die Frist für gespeicherte Bankverbindungen, die der Betrugserkennung dient; jede Änderung ist eine dokumentierte Weisung (Anlage B § 4 Abs. (5)). Fristen unter sieben Tagen sind ausgeschlossen. Eine Verlängerung über die Vorgabe wird erst wirksam, wenn der Kunde sie in der Anwendung ausdrücklich bestätigt; für die längere Aufbewahrung muss beim Kunden eine Rechtsgrundlage bestehen. Eine Verkürzung wirkt mit dem nächsten Löschlauf; danach gelöschte Daten lassen sich nicht wiederherstellen. d) NexAI setzt die Fristen durch einen täglichen Löschlauf durch [setzt voraus: Löschlauf in der Instanz des Kunden scharf geschaltet]. In Sicherungskopien bleiben gelöschte Daten bis zu deren turnusmäßigem Überschreiben erhalten (Anlage B, Anhang 3). e) Der Mailagent ist kein Archiv zur Erfüllung gesetzlicher Aufbewahrungspflichten, insbesondere nicht nach § 257 HGB und § 147 AO; empfangene und abgesandte Handels- und Geschäftsbriefe bewahrt der Kunde in seinen eigenen Systemen auf, führendes System ist das Postfach des Kunden. Von jeder Antwort, die der Mailagent versendet, liegt eine unveränderte Kopie im Ordner für gesendete Nachrichten des jeweiligen Postfachs [setzt voraus: Ablage im Gesendet-Ordner in der Instanz des Kunden ausgerollt]. f) Nach Beendigung des Vertrags gilt Anlage B § 12 auch für das Freigabeprotokoll und das Verwaltungsprotokoll; die Fristen nach Buchstabe b verlängern die Speicherung bei NexAI nicht über das Vertragsende hinaus.</w:t>
       </w:r>
     </w:p>
     <w:p>

--- a/vertrag/03_AnlageA_Leistungsbeschreibung.docx
+++ b/vertrag/03_AnlageA_Leistungsbeschreibung.docx
@@ -2491,7 +2491,7 @@
           <w:sz w:val="21"/>
           <w:szCs w:val="21"/>
         </w:rPr>
-        <w:t xml:space="preserve"> Jede vom Mailagenten erstellte Nachricht trägt eine maschinenlesbare KI-Kennzeichnung im Nachrichtenkopf. Selbsttätig versandte Nachrichten (Absatz (1) Satz 2) tragen zusätzlich einen sichtbaren, nicht abschaltbaren Hinweis auf den Versand ohne menschliche Prüfung. Unter freigegebenen Nachrichten steht ein sichtbarer, nicht abschaltbarer Hinweis auf die Unterstützung durch KI; den Wortlaut legt NexAI fest [setzt voraus: Mailagent-Version b50aa80 ausgerollt].</w:t>
+        <w:t xml:space="preserve"> Jede vom Mailagenten erstellte Nachricht trägt eine maschinenlesbare KI-Kennzeichnung im Nachrichtenkopf. Selbsttätig versandte Nachrichten (Absatz (1) Satz 2) tragen zusätzlich einen sichtbaren, nicht abschaltbaren Hinweis auf den Versand ohne menschliche Prüfung. Unter freigegebenen Nachrichten steht ein sichtbarer, nicht abschaltbarer Hinweis auf die Unterstützung durch KI; den Wortlaut legt NexAI fest.</w:t>
       </w:r>
     </w:p>
     <w:p>
@@ -2646,7 +2646,7 @@
           <w:sz w:val="21"/>
           <w:szCs w:val="21"/>
         </w:rPr>
-        <w:t xml:space="preserve"> a) Beim Mailagenten ist die Aufbewahrung der gespiegelten Korrespondenz und des Freigabeprotokolls Teil der Leistung; § 14 Abs. (3) Buchst. (a) des Rahmenvertrages gilt nicht. b) Die Aufbewahrungsdauer wird in Ziffer 3.3 des Auftragsformulars je Datenart vereinbart. Ohne Eintrag gelten: Nachrichten mit Einstufung, Kurzfassung, Fristen, Notizen, Zuweisungen und Suchindex 180 Tage ab dem Datum der Nachricht; Anhänge und ihr ausgelesener Text 90 Tage; verworfene Entwürfe 90 Tage; der Wortlaut im Freigabeprotokoll und das Verwaltungsprotokoll 1.095 Tage; die übrigen Angaben einer Zeile des Freigabeprotokolls (Person, Zeitpunkt, Aktion, Prüfsummen) bis zum Ablauf des sechsten vollen Kalenderjahres nach dem Jahr der Freigabe; Tagesübersichten wie Nachrichten; gespeicherte Bankverbindungen bekannter Absender 24 Monate nach ihrer letzten Nennung [setzt voraus: Mailagent-Version 5fdebe0 ausgerollt]. c) Der Kunde kann die Fristen in der Anwendung ändern, ausgenommen die Frist für gespeicherte Bankverbindungen, die der Betrugserkennung dient; jede Änderung ist eine dokumentierte Weisung (Anlage B § 4 Abs. (5)). Fristen unter sieben Tagen sind ausgeschlossen. Eine Verlängerung über die Vorgabe wird erst wirksam, wenn der Kunde sie in der Anwendung ausdrücklich bestätigt; für die längere Aufbewahrung muss beim Kunden eine Rechtsgrundlage bestehen. Eine Verkürzung wirkt mit dem nächsten Löschlauf; danach gelöschte Daten lassen sich nicht wiederherstellen. d) NexAI setzt die Fristen durch einen täglichen Löschlauf durch [setzt voraus: Löschlauf in der Instanz des Kunden scharf geschaltet]. In Sicherungskopien bleiben gelöschte Daten bis zu deren turnusmäßigem Überschreiben erhalten (Anlage B, Anhang 3). e) Der Mailagent ist kein Archiv zur Erfüllung gesetzlicher Aufbewahrungspflichten, insbesondere nicht nach § 257 HGB und § 147 AO; empfangene und abgesandte Handels- und Geschäftsbriefe bewahrt der Kunde in seinen eigenen Systemen auf, führendes System ist das Postfach des Kunden. Von jeder Antwort, die der Mailagent versendet, liegt eine unveränderte Kopie im Ordner für gesendete Nachrichten des jeweiligen Postfachs [setzt voraus: Ablage im Gesendet-Ordner in der Instanz des Kunden ausgerollt]. f) Nach Beendigung des Vertrags gilt Anlage B § 12 auch für das Freigabeprotokoll und das Verwaltungsprotokoll; die Fristen nach Buchstabe b verlängern die Speicherung bei NexAI nicht über das Vertragsende hinaus.</w:t>
+        <w:t xml:space="preserve"> a) Beim Mailagenten ist die Aufbewahrung der gespiegelten Korrespondenz und des Freigabeprotokolls Teil der Leistung; § 14 Abs. (3) Buchst. (a) des Rahmenvertrages gilt nicht. b) Die Aufbewahrungsdauer wird in Ziffer 3.3 des Auftragsformulars je Datenart vereinbart. Ohne Eintrag gelten: Nachrichten mit Einstufung, Kurzfassung, Fristen, Notizen, Zuweisungen und Suchindex 180 Tage ab dem Datum der Nachricht; Anhänge und ihr ausgelesener Text 90 Tage; verworfene Entwürfe 90 Tage; der Wortlaut im Freigabeprotokoll und das Verwaltungsprotokoll 1.095 Tage; die übrigen Angaben einer Zeile des Freigabeprotokolls (Person, Zeitpunkt, Aktion, Prüfsummen) bis zum Ablauf des sechsten vollen Kalenderjahres nach dem Jahr der Freigabe; Tagesübersichten wie Nachrichten; gespeicherte Bankverbindungen bekannter Absender 24 Monate nach ihrer letzten Nennung. c) Der Kunde kann die Fristen in der Anwendung ändern, ausgenommen die Frist für gespeicherte Bankverbindungen, die der Betrugserkennung dient; jede Änderung ist eine dokumentierte Weisung (Anlage B § 4 Abs. (5)). Fristen unter sieben Tagen sind ausgeschlossen. Eine Verlängerung über die Vorgabe wird erst wirksam, wenn der Kunde sie in der Anwendung ausdrücklich bestätigt; für die längere Aufbewahrung muss beim Kunden eine Rechtsgrundlage bestehen. Eine Verkürzung wirkt mit dem nächsten Löschlauf; danach gelöschte Daten lassen sich nicht wiederherstellen. d) NexAI setzt die Fristen durch einen täglichen Löschlauf durch [setzt voraus: Löschlauf in der Instanz des Kunden scharf geschaltet]. In Sicherungskopien bleiben gelöschte Daten bis zu deren turnusmäßigem Überschreiben erhalten (Anlage B, Anhang 3). e) Der Mailagent ist kein Archiv zur Erfüllung gesetzlicher Aufbewahrungspflichten, insbesondere nicht nach § 257 HGB und § 147 AO; empfangene und abgesandte Handels- und Geschäftsbriefe bewahrt der Kunde in seinen eigenen Systemen auf, führendes System ist das Postfach des Kunden. Von jeder Antwort, die der Mailagent versendet, liegt eine unveränderte Kopie im Ordner für gesendete Nachrichten des jeweiligen Postfachs [setzt voraus: Ablage im Gesendet-Ordner in der Instanz des Kunden ausgerollt]. f) Nach Beendigung des Vertrags gilt Anlage B § 12 auch für das Freigabeprotokoll und das Verwaltungsprotokoll; die Fristen nach Buchstabe b verlängern die Speicherung bei NexAI nicht über das Vertragsende hinaus.</w:t>
       </w:r>
     </w:p>
     <w:p>

--- a/vertrag/03_AnlageA_Leistungsbeschreibung.docx
+++ b/vertrag/03_AnlageA_Leistungsbeschreibung.docx
@@ -2333,7 +2333,7 @@
           <w:sz w:val="21"/>
           <w:szCs w:val="21"/>
         </w:rPr>
-        <w:t xml:space="preserve"> Antworten an Dritte versendet der Mailagent nur nach Freigabe durch eine natürliche Person des Kunden. Haben die Parteien den selbsttätigen Versand in Ziffer 3.3 des Auftragsformulars vereinbart (gesonderte Vereinbarung im Sinne von § 6 Abs. (2) des Rahmenvertrages), versendet der Mailagent Antworten an Absender, die die Verwaltung des Kunden auf die Freigabeliste setzt, selbsttätig, sofern der Entwurf keine offene Lücke, Frage oder Warnung enthält, der Absender nicht als auffällig eingestuft ist, kein Versuch einer Anweisung an die Anwendung erkannt wurde und eine nach den Freigaberegeln erforderliche Zweitfreigabe vorliegt [setzt voraus: technische Sperre der Freigabeliste, solange der selbsttätige Versand nicht vereinbart ist]. Solche Antworten sind Erklärungen des Kunden; Signaturen und Hinweise darin enthalten keine Werbung. [Von Max zu entscheiden: Für ihren Inhalt ist im Verhältnis der Parteien der Kunde verantwortlich, soweit der Mailagent die vorstehenden Sicherungen eingehalten hat; im Übrigen haftet NexAI nach § 12 des Rahmenvertrages.] Systemnachrichten der Anwendung, insbesondere Anmeldelinks und Buchungsmeldungen an NexAI, sind keine Antworten im Sinne dieses Absatzes.</w:t>
+        <w:t xml:space="preserve"> Antworten an Dritte versendet der Mailagent nur nach Freigabe durch eine natürliche Person des Kunden. Ausgenommen sind Antworten auf Nachrichten von Absendern, deren Adresse eine Person mit der Rolle Verwaltung in der Anwendung auf die Freigabeliste setzt (selbsttätiger Versand). Jede solche Eintragung ist eine gesonderte Vereinbarung der Parteien im Sinne von § 6 Abs. (2) des Rahmenvertrages über den selbsttätigen Versand an diese Adresse; NexAI nimmt sie bereits mit diesem Vertrag an. Zugleich ist sie eine dokumentierte Weisung im Sinne von Anlage B. Die Anwendung hält Person und Zeitpunkt jeder Eintragung fest; die Verwaltung kann eine Eintragung jederzeit zurücknehmen. Der Kunde stellt sicher, dass die Rolle Verwaltung nur Personen erhalten, die ihn insoweit vertreten dürfen. Selbsttätig versendet der Mailagent nur, wenn der Entwurf keine offene Lücke, Rückfrage, Warnung oder Platzhalter enthält, der Absender nicht als auffällig eingestuft ist, kein Versuch einer Anweisung an die Anwendung erkannt wurde und die Antwort nach den Freigaberegeln keine Freigabe durch zwei Personen erfordert. Solche Antworten tragen den Hinweis nach Absatz (6) und sind Erklärungen des Kunden (§ 6 Abs. (3) des Rahmenvertrages); Signaturen und Hinweise darin enthalten keine Werbung. [Von Max zu entscheiden: Für ihren Inhalt ist im Verhältnis der Parteien der Kunde verantwortlich, soweit der Mailagent die vorstehenden Sicherungen eingehalten hat; im Übrigen haftet NexAI nach § 12 des Rahmenvertrages.] Systemnachrichten der Anwendung, insbesondere Anmeldelinks und Buchungsmeldungen an NexAI, sind keine Antworten im Sinne dieses Absatzes.</w:t>
       </w:r>
     </w:p>
     <w:p>

--- a/vertrag/03_AnlageA_Leistungsbeschreibung.docx
+++ b/vertrag/03_AnlageA_Leistungsbeschreibung.docx
@@ -2333,7 +2333,7 @@
           <w:sz w:val="21"/>
           <w:szCs w:val="21"/>
         </w:rPr>
-        <w:t xml:space="preserve"> Antworten an Dritte versendet der Mailagent nur nach Freigabe durch eine natürliche Person des Kunden. Ausgenommen sind Antworten auf Nachrichten von Absendern, deren Adresse eine Person mit der Rolle Verwaltung in der Anwendung auf die Freigabeliste setzt (selbsttätiger Versand). Jede solche Eintragung ist eine gesonderte Vereinbarung der Parteien im Sinne von § 6 Abs. (2) des Rahmenvertrages über den selbsttätigen Versand an diese Adresse; NexAI nimmt sie bereits mit diesem Vertrag an. Zugleich ist sie eine dokumentierte Weisung im Sinne von Anlage B. Die Anwendung hält Person und Zeitpunkt jeder Eintragung fest; die Verwaltung kann eine Eintragung jederzeit zurücknehmen. Der Kunde stellt sicher, dass die Rolle Verwaltung nur Personen erhalten, die ihn insoweit vertreten dürfen. Selbsttätig versendet der Mailagent nur, wenn der Entwurf keine offene Lücke, Rückfrage, Warnung oder Platzhalter enthält, der Absender nicht als auffällig eingestuft ist, kein Versuch einer Anweisung an die Anwendung erkannt wurde und die Antwort nach den Freigaberegeln keine Freigabe durch zwei Personen erfordert. Solche Antworten tragen den Hinweis nach Absatz (6) und sind Erklärungen des Kunden (§ 6 Abs. (3) des Rahmenvertrages); Signaturen und Hinweise darin enthalten keine Werbung. [Von Max zu entscheiden: Für ihren Inhalt ist im Verhältnis der Parteien der Kunde verantwortlich, soweit der Mailagent die vorstehenden Sicherungen eingehalten hat; im Übrigen haftet NexAI nach § 12 des Rahmenvertrages.] Systemnachrichten der Anwendung, insbesondere Anmeldelinks und Buchungsmeldungen an NexAI, sind keine Antworten im Sinne dieses Absatzes.</w:t>
+        <w:t xml:space="preserve"> Antworten an Dritte versendet der Mailagent nur nach Freigabe durch eine natürliche Person des Kunden. Ausgenommen sind Antworten auf Nachrichten von Absendern, deren Adresse eine Person mit der Rolle Verwaltung in der Anwendung auf die Freigabeliste setzt (selbsttätiger Versand). Jede solche Eintragung ist eine gesonderte Vereinbarung der Parteien im Sinne von § 6 Abs. (2) des Rahmenvertrages über den selbsttätigen Versand an diese Adresse; NexAI nimmt sie bereits mit diesem Vertrag an. Zugleich ist sie eine dokumentierte Weisung im Sinne von Anlage B. Die Anwendung hält Person und Zeitpunkt jeder Eintragung fest; die Verwaltung kann eine Eintragung jederzeit zurücknehmen. Der Kunde stellt sicher, dass die Rolle Verwaltung nur Personen erhalten, die ihn insoweit vertreten dürfen. Selbsttätig versendet der Mailagent nur, wenn der Entwurf keine offene Lücke, Rückfrage, Warnung oder Platzhalter enthält, der Absender nicht als auffällig eingestuft ist, kein Versuch einer Anweisung an die Anwendung erkannt wurde, der Mailagent im Entwurf keine Erklärung erkannt hat, mit der ein Vertrag geschlossen, geändert oder beendet, ein Anspruch anerkannt oder abgelehnt oder ein Antrag beschieden wird, die eingehende Nachricht nicht als Antwort auf eine selbsttätig versandte Antwort erkannt wurde und die Antwort nach den Freigaberegeln keine Freigabe durch zwei Personen erfordert. Die Erkennung arbeitet mit Merkmalen der Nachrichten; sie kann nicht jede solche Erklärung oder Antwort ausschließen. Solche Antworten tragen den Hinweis nach Absatz (6) und sind Erklärungen des Kunden (§ 6 Abs. (3) des Rahmenvertrages); Signaturen und Hinweise darin enthalten keine Werbung. [Von Max zu entscheiden: Für ihren Inhalt ist im Verhältnis der Parteien der Kunde verantwortlich, soweit der Mailagent die vorstehenden Sicherungen eingehalten hat; im Übrigen haftet NexAI nach § 12 des Rahmenvertrages.] Systemnachrichten der Anwendung, insbesondere Anmeldelinks und Buchungsmeldungen an NexAI, sind keine Antworten im Sinne dieses Absatzes.</w:t>
       </w:r>
     </w:p>
     <w:p>

--- a/vertrag/03_AnlageA_Leistungsbeschreibung.docx
+++ b/vertrag/03_AnlageA_Leistungsbeschreibung.docx
@@ -150,7 +150,7 @@
           <w:sz w:val="21"/>
           <w:szCs w:val="21"/>
         </w:rPr>
-        <w:t xml:space="preserve">, Untere Bergstraße 13, 74586 Frankenhardt-Honhardt, Deutschland, vertreten durch die Gesellschafter Maximilian Trenk und Jason Brian Merklein (nachfolgend "NexAI"), gegenüber dem Kunden (nachfolgend "Kunde") erbrachten Leistungen. Sie ist Bestandteil des Rahmenvertrages und gilt nur in Verbindung mit dem jeweils unterzeichneten Auftragsformular/Leistungsschein.</w:t>
+        <w:t xml:space="preserve">, Untere Bergstraße 13, 74586 Frankenhardt-Honhardt, Deutschland, vertreten durch die Gesellschafter Maximilian Trenk und Jason Brian Merklein, jeder allein (§ 720 Abs. 2 BGB), oder durch eine bevollmächtigte Person (Ziffer 16 des Leistungsscheins) (nachfolgend "NexAI"), gegenüber dem Kunden (nachfolgend "Kunde") erbrachten Leistungen. Sie ist Bestandteil des Rahmenvertrages und gilt nur in Verbindung mit dem jeweils unterzeichneten Auftragsformular/Leistungsschein.</w:t>
       </w:r>
     </w:p>
     <w:p>
